--- a/docs/graph-editor/LabelEditor_配布運用手順書.docx
+++ b/docs/graph-editor/LabelEditor_配布運用手順書.docx
@@ -634,7 +634,7 @@
                 <w:i w:val="0"/>
                 <w:sz w:val="19"/>
               </w:rPr>
-              <w:t>VDI/リモートデスクトップで窓が一瞬出て消える</w:t>
+              <w:t>VDI/リモートデスクトップでアプリ窓がクラッシュする</w:t>
             </w:r>
           </w:p>
         </w:tc>
@@ -651,61 +651,7 @@
                 <w:i w:val="0"/>
                 <w:sz w:val="19"/>
               </w:rPr>
-              <w:t>本ビルドは VDI 対策（</w:t>
-            </w:r>
-            <w:r>
-              <w:rPr>
-                <w:rFonts w:ascii="ＭＳ ゴシック" w:hAnsi="ＭＳ ゴシック" w:eastAsia="ＭＳ ゴシック"/>
-                <w:b w:val="0"/>
-                <w:i w:val="0"/>
-                <w:sz w:val="18"/>
-              </w:rPr>
-              <w:t>--disable-gpu</w:t>
-            </w:r>
-            <w:r>
-              <w:rPr>
-                <w:rFonts w:ascii="Meiryo UI" w:hAnsi="Meiryo UI" w:eastAsia="Meiryo UI"/>
-                <w:b w:val="0"/>
-                <w:i w:val="0"/>
-                <w:sz w:val="19"/>
-              </w:rPr>
-              <w:t xml:space="preserve"> 等でソフトウェア描画固定／実行時 temp・Edge プロファイルを </w:t>
-            </w:r>
-            <w:r>
-              <w:rPr>
-                <w:rFonts w:ascii="ＭＳ ゴシック" w:hAnsi="ＭＳ ゴシック" w:eastAsia="ＭＳ ゴシック"/>
-                <w:b w:val="0"/>
-                <w:i w:val="0"/>
-                <w:sz w:val="18"/>
-              </w:rPr>
-              <w:t>data/tmp/&lt;pid&gt;</w:t>
-            </w:r>
-            <w:r>
-              <w:rPr>
-                <w:rFonts w:ascii="Meiryo UI" w:hAnsi="Meiryo UI" w:eastAsia="Meiryo UI"/>
-                <w:b w:val="0"/>
-                <w:i w:val="0"/>
-                <w:sz w:val="19"/>
-              </w:rPr>
-              <w:t xml:space="preserve"> に集約し C:・</w:t>
-            </w:r>
-            <w:r>
-              <w:rPr>
-                <w:rFonts w:ascii="ＭＳ ゴシック" w:hAnsi="ＭＳ ゴシック" w:eastAsia="ＭＳ ゴシック"/>
-                <w:b w:val="0"/>
-                <w:i w:val="0"/>
-                <w:sz w:val="18"/>
-              </w:rPr>
-              <w:t>%TEMP%</w:t>
-            </w:r>
-            <w:r>
-              <w:rPr>
-                <w:rFonts w:ascii="Meiryo UI" w:hAnsi="Meiryo UI" w:eastAsia="Meiryo UI"/>
-                <w:b w:val="0"/>
-                <w:i w:val="0"/>
-                <w:sz w:val="19"/>
-              </w:rPr>
-              <w:t xml:space="preserve"> 非依存）を入れ済み。なお落ちる場合は </w:t>
+              <w:t xml:space="preserve">本ビルドは端末標準の「管理された」既定 Edge と同じ構成で開き（特殊フラグ無し）、ファイルの開く/保存もネイティブダイアログを使わないため VDI でも安定するよう対策済み。なお落ちる場合は </w:t>
             </w:r>
             <w:r>
               <w:rPr>
@@ -796,7 +742,7 @@
                 <w:i w:val="0"/>
                 <w:sz w:val="19"/>
               </w:rPr>
-              <w:t>ファイルの開く / 保存ができない</w:t>
+              <w:t>ファイルの開く / 保存</w:t>
             </w:r>
           </w:p>
         </w:tc>
@@ -813,16 +759,16 @@
                 <w:i w:val="0"/>
                 <w:sz w:val="19"/>
               </w:rPr>
-              <w:t xml:space="preserve">File System Access API 非対応ブラウザでは </w:t>
+              <w:t>従来型ダイアログ（開く）＋ダウンロード（保存）。SVG をウィンドウへ</w:t>
             </w:r>
             <w:r>
               <w:rPr>
-                <w:rFonts w:ascii="ＭＳ ゴシック" w:hAnsi="ＭＳ ゴシック" w:eastAsia="ＭＳ ゴシック"/>
-                <w:b w:val="0"/>
+                <w:rFonts w:ascii="Meiryo UI" w:hAnsi="Meiryo UI" w:eastAsia="Meiryo UI"/>
+                <w:b/>
                 <w:i w:val="0"/>
-                <w:sz w:val="18"/>
+                <w:sz w:val="19"/>
               </w:rPr>
-              <w:t>&lt;input type=file&gt;</w:t>
+              <w:t>ドラッグ＆ドロップ</w:t>
             </w:r>
             <w:r>
               <w:rPr>
@@ -831,7 +777,7 @@
                 <w:i w:val="0"/>
                 <w:sz w:val="19"/>
               </w:rPr>
-              <w:t>（開く）／ダウンロード（保存）へ自動フォールバックする。</w:t>
+              <w:t>でも開ける。保存先はブラウザのダウンロードフォルダ固定（VDI 安定化のため）。</w:t>
             </w:r>
           </w:p>
         </w:tc>
@@ -867,7 +813,7 @@
                 <w:i w:val="0"/>
                 <w:sz w:val="19"/>
               </w:rPr>
-              <w:t>仕様。元ファイルは上書きされず別名保存される。</w:t>
+              <w:t>仕様。元ファイルは上書きされず別名（ダウンロード）保存される。</w:t>
             </w:r>
           </w:p>
         </w:tc>

--- a/docs/graph-editor/LabelEditor_配布運用手順書.docx
+++ b/docs/graph-editor/LabelEditor_配布運用手順書.docx
@@ -3,27 +3,38 @@
 <w:document xmlns:wpc="http://schemas.microsoft.com/office/word/2010/wordprocessingCanvas" xmlns:mo="http://schemas.microsoft.com/office/mac/office/2008/main" xmlns:mc="http://schemas.openxmlformats.org/markup-compatibility/2006" xmlns:mv="urn:schemas-microsoft-com:mac:vml" xmlns:o="urn:schemas-microsoft-com:office:office" xmlns:r="http://schemas.openxmlformats.org/officeDocument/2006/relationships" xmlns:m="http://schemas.openxmlformats.org/officeDocument/2006/math" xmlns:v="urn:schemas-microsoft-com:vml" xmlns:wp14="http://schemas.microsoft.com/office/word/2010/wordprocessingDrawing" xmlns:wp="http://schemas.openxmlformats.org/drawingml/2006/wordprocessingDrawing" xmlns:w10="urn:schemas-microsoft-com:office:word" xmlns:w="http://schemas.openxmlformats.org/wordprocessingml/2006/main" xmlns:w14="http://schemas.microsoft.com/office/word/2010/wordml" xmlns:wpg="http://schemas.microsoft.com/office/word/2010/wordprocessingGroup" xmlns:wpi="http://schemas.microsoft.com/office/word/2010/wordprocessingInk" xmlns:wne="http://schemas.microsoft.com/office/word/2006/wordml" xmlns:wps="http://schemas.microsoft.com/office/word/2010/wordprocessingShape" mc:Ignorable="w14 wp14">
   <w:body>
     <w:p>
+      <w:pPr>
+        <w:pBdr>
+          <w:left w:val="single" w:sz="24" w:space="8" w:color="1F5C99"/>
+        </w:pBdr>
+        <w:spacing w:after="40"/>
+        <w:ind w:left="142"/>
+      </w:pPr>
       <w:r>
         <w:rPr>
-          <w:rFonts w:ascii="Meiryo UI" w:hAnsi="Meiryo UI" w:eastAsia="Meiryo UI"/>
+          <w:rFonts w:ascii="BIZ UDPGothic" w:hAnsi="BIZ UDPGothic" w:eastAsia="BIZ UDPGothic"/>
           <w:b/>
           <w:i w:val="0"/>
-          <w:color w:val="1F5C99"/>
-          <w:sz w:val="44"/>
+          <w:color w:val="20242C"/>
+          <w:sz w:val="56"/>
         </w:rPr>
         <w:t>SVG ラベル位置エディタ 配布・運用手順書</w:t>
       </w:r>
     </w:p>
     <w:p>
+      <w:pPr>
+        <w:spacing w:after="160"/>
+        <w:ind w:left="142"/>
+      </w:pPr>
       <w:r>
         <w:rPr>
-          <w:rFonts w:ascii="Meiryo UI" w:hAnsi="Meiryo UI" w:eastAsia="Meiryo UI"/>
+          <w:rFonts w:ascii="BIZ UDPGothic" w:hAnsi="BIZ UDPGothic" w:eastAsia="BIZ UDPGothic"/>
           <w:b w:val="0"/>
           <w:i w:val="0"/>
           <w:color w:val="606874"/>
           <w:sz w:val="22"/>
         </w:rPr>
-        <w:t>単一 exe ビルドと配布 ／ 情報システム担当向け</w:t>
+        <w:t>単一 exe ビルドと配布 ／ 情報システム担当向け ・ 版 1.0</w:t>
       </w:r>
     </w:p>
     <w:p>
@@ -32,21 +43,7 @@
       </w:pPr>
       <w:r>
         <w:rPr>
-          <w:rFonts w:ascii="Meiryo UI" w:hAnsi="Meiryo UI" w:eastAsia="Meiryo UI"/>
-          <w:b w:val="0"/>
-          <w:i w:val="0"/>
-          <w:sz w:val="19"/>
-        </w:rPr>
-        <w:t>版: 1.0</w:t>
-      </w:r>
-    </w:p>
-    <w:p>
-      <w:pPr>
-        <w:spacing w:after="80"/>
-      </w:pPr>
-      <w:r>
-        <w:rPr>
-          <w:rFonts w:ascii="Meiryo UI" w:hAnsi="Meiryo UI" w:eastAsia="Meiryo UI"/>
+          <w:rFonts w:ascii="BIZ UDPGothic" w:hAnsi="BIZ UDPGothic" w:eastAsia="BIZ UDPGothic"/>
           <w:b w:val="0"/>
           <w:i w:val="0"/>
           <w:sz w:val="21"/>
@@ -57,14 +54,18 @@
     <w:p>
       <w:pPr>
         <w:spacing w:before="200" w:after="60"/>
+        <w:pBdr>
+          <w:left w:val="single" w:sz="24" w:space="8" w:color="1F5C99"/>
+        </w:pBdr>
+        <w:ind w:left="113"/>
       </w:pPr>
       <w:r>
         <w:rPr>
-          <w:rFonts w:ascii="Meiryo UI" w:hAnsi="Meiryo UI" w:eastAsia="Meiryo UI"/>
+          <w:rFonts w:ascii="BIZ UDPGothic" w:hAnsi="BIZ UDPGothic" w:eastAsia="BIZ UDPGothic"/>
           <w:b/>
           <w:i w:val="0"/>
-          <w:color w:val="1F5C99"/>
-          <w:sz w:val="30"/>
+          <w:color w:val="20242C"/>
+          <w:sz w:val="32"/>
         </w:rPr>
         <w:t>1. 配布方針</w:t>
       </w:r>
@@ -75,7 +76,7 @@
       </w:pPr>
       <w:r>
         <w:rPr>
-          <w:rFonts w:ascii="Meiryo UI" w:hAnsi="Meiryo UI" w:eastAsia="Meiryo UI"/>
+          <w:rFonts w:ascii="BIZ UDPGothic" w:hAnsi="BIZ UDPGothic" w:eastAsia="BIZ UDPGothic"/>
           <w:b w:val="0"/>
           <w:i w:val="0"/>
           <w:sz w:val="21"/>
@@ -84,7 +85,7 @@
       </w:r>
       <w:r>
         <w:rPr>
-          <w:rFonts w:ascii="Meiryo UI" w:hAnsi="Meiryo UI" w:eastAsia="Meiryo UI"/>
+          <w:rFonts w:ascii="BIZ UDPGothic" w:hAnsi="BIZ UDPGothic" w:eastAsia="BIZ UDPGothic"/>
           <w:b/>
           <w:i w:val="0"/>
           <w:sz w:val="21"/>
@@ -93,7 +94,7 @@
       </w:r>
       <w:r>
         <w:rPr>
-          <w:rFonts w:ascii="Meiryo UI" w:hAnsi="Meiryo UI" w:eastAsia="Meiryo UI"/>
+          <w:rFonts w:ascii="BIZ UDPGothic" w:hAnsi="BIZ UDPGothic" w:eastAsia="BIZ UDPGothic"/>
           <w:b w:val="0"/>
           <w:i w:val="0"/>
           <w:sz w:val="21"/>
@@ -102,7 +103,7 @@
       </w:r>
       <w:r>
         <w:rPr>
-          <w:rFonts w:ascii="ＭＳ ゴシック" w:hAnsi="ＭＳ ゴシック" w:eastAsia="ＭＳ ゴシック"/>
+          <w:rFonts w:ascii="BIZ UDGothic" w:hAnsi="BIZ UDGothic" w:eastAsia="BIZ UDGothic"/>
           <w:b w:val="0"/>
           <w:i w:val="0"/>
           <w:sz w:val="20"/>
@@ -111,7 +112,7 @@
       </w:r>
       <w:r>
         <w:rPr>
-          <w:rFonts w:ascii="Meiryo UI" w:hAnsi="Meiryo UI" w:eastAsia="Meiryo UI"/>
+          <w:rFonts w:ascii="BIZ UDPGothic" w:hAnsi="BIZ UDPGothic" w:eastAsia="BIZ UDPGothic"/>
           <w:b w:val="0"/>
           <w:i w:val="0"/>
           <w:sz w:val="21"/>
@@ -122,14 +123,18 @@
     <w:p>
       <w:pPr>
         <w:spacing w:before="200" w:after="60"/>
+        <w:pBdr>
+          <w:left w:val="single" w:sz="24" w:space="8" w:color="1F5C99"/>
+        </w:pBdr>
+        <w:ind w:left="113"/>
       </w:pPr>
       <w:r>
         <w:rPr>
-          <w:rFonts w:ascii="Meiryo UI" w:hAnsi="Meiryo UI" w:eastAsia="Meiryo UI"/>
+          <w:rFonts w:ascii="BIZ UDPGothic" w:hAnsi="BIZ UDPGothic" w:eastAsia="BIZ UDPGothic"/>
           <w:b/>
           <w:i w:val="0"/>
-          <w:color w:val="1F5C99"/>
-          <w:sz w:val="30"/>
+          <w:color w:val="20242C"/>
+          <w:sz w:val="32"/>
         </w:rPr>
         <w:t>2. 開発実行（ビルド前の動作確認）</w:t>
       </w:r>
@@ -138,11 +143,11 @@
       <w:pPr>
         <w:spacing w:before="60" w:after="120"/>
         <w:ind w:left="170"/>
-        <w:shd w:val="clear" w:color="auto" w:fill="F2F4F7"/>
+        <w:shd w:val="clear" w:color="auto" w:fill="F4F6F8"/>
       </w:pPr>
       <w:r>
         <w:rPr>
-          <w:rFonts w:ascii="ＭＳ ゴシック" w:hAnsi="ＭＳ ゴシック" w:eastAsia="ＭＳ ゴシック"/>
+          <w:rFonts w:ascii="BIZ UDGothic" w:hAnsi="BIZ UDGothic" w:eastAsia="BIZ UDGothic"/>
           <w:b w:val="0"/>
           <w:i w:val="0"/>
           <w:sz w:val="17"/>
@@ -158,7 +163,7 @@
       </w:pPr>
       <w:r>
         <w:rPr>
-          <w:rFonts w:ascii="Meiryo UI" w:hAnsi="Meiryo UI" w:eastAsia="Meiryo UI"/>
+          <w:rFonts w:ascii="BIZ UDPGothic" w:hAnsi="BIZ UDPGothic" w:eastAsia="BIZ UDPGothic"/>
           <w:b w:val="0"/>
           <w:i w:val="0"/>
           <w:sz w:val="21"/>
@@ -167,7 +172,7 @@
       </w:r>
       <w:r>
         <w:rPr>
-          <w:rFonts w:ascii="ＭＳ ゴシック" w:hAnsi="ＭＳ ゴシック" w:eastAsia="ＭＳ ゴシック"/>
+          <w:rFonts w:ascii="BIZ UDGothic" w:hAnsi="BIZ UDGothic" w:eastAsia="BIZ UDGothic"/>
           <w:b w:val="0"/>
           <w:i w:val="0"/>
           <w:sz w:val="20"/>
@@ -176,7 +181,7 @@
       </w:r>
       <w:r>
         <w:rPr>
-          <w:rFonts w:ascii="Meiryo UI" w:hAnsi="Meiryo UI" w:eastAsia="Meiryo UI"/>
+          <w:rFonts w:ascii="BIZ UDPGothic" w:hAnsi="BIZ UDPGothic" w:eastAsia="BIZ UDPGothic"/>
           <w:b w:val="0"/>
           <w:i w:val="0"/>
           <w:sz w:val="21"/>
@@ -185,7 +190,7 @@
       </w:r>
       <w:r>
         <w:rPr>
-          <w:rFonts w:ascii="ＭＳ ゴシック" w:hAnsi="ＭＳ ゴシック" w:eastAsia="ＭＳ ゴシック"/>
+          <w:rFonts w:ascii="BIZ UDGothic" w:hAnsi="BIZ UDGothic" w:eastAsia="BIZ UDGothic"/>
           <w:b w:val="0"/>
           <w:i w:val="0"/>
           <w:sz w:val="20"/>
@@ -194,7 +199,7 @@
       </w:r>
       <w:r>
         <w:rPr>
-          <w:rFonts w:ascii="Meiryo UI" w:hAnsi="Meiryo UI" w:eastAsia="Meiryo UI"/>
+          <w:rFonts w:ascii="BIZ UDPGothic" w:hAnsi="BIZ UDPGothic" w:eastAsia="BIZ UDPGothic"/>
           <w:b w:val="0"/>
           <w:i w:val="0"/>
           <w:sz w:val="21"/>
@@ -205,14 +210,18 @@
     <w:p>
       <w:pPr>
         <w:spacing w:before="200" w:after="60"/>
+        <w:pBdr>
+          <w:left w:val="single" w:sz="24" w:space="8" w:color="1F5C99"/>
+        </w:pBdr>
+        <w:ind w:left="113"/>
       </w:pPr>
       <w:r>
         <w:rPr>
-          <w:rFonts w:ascii="Meiryo UI" w:hAnsi="Meiryo UI" w:eastAsia="Meiryo UI"/>
+          <w:rFonts w:ascii="BIZ UDPGothic" w:hAnsi="BIZ UDPGothic" w:eastAsia="BIZ UDPGothic"/>
           <w:b/>
           <w:i w:val="0"/>
-          <w:color w:val="1F5C99"/>
-          <w:sz w:val="30"/>
+          <w:color w:val="20242C"/>
+          <w:sz w:val="32"/>
         </w:rPr>
         <w:t>3. exe をビルド</w:t>
       </w:r>
@@ -223,7 +232,7 @@
       </w:pPr>
       <w:r>
         <w:rPr>
-          <w:rFonts w:ascii="Meiryo UI" w:hAnsi="Meiryo UI" w:eastAsia="Meiryo UI"/>
+          <w:rFonts w:ascii="BIZ UDPGothic" w:hAnsi="BIZ UDPGothic" w:eastAsia="BIZ UDPGothic"/>
           <w:b w:val="0"/>
           <w:i w:val="0"/>
           <w:sz w:val="21"/>
@@ -232,7 +241,7 @@
       </w:r>
       <w:r>
         <w:rPr>
-          <w:rFonts w:ascii="Meiryo UI" w:hAnsi="Meiryo UI" w:eastAsia="Meiryo UI"/>
+          <w:rFonts w:ascii="BIZ UDPGothic" w:hAnsi="BIZ UDPGothic" w:eastAsia="BIZ UDPGothic"/>
           <w:b/>
           <w:i w:val="0"/>
           <w:sz w:val="21"/>
@@ -241,7 +250,7 @@
       </w:r>
       <w:r>
         <w:rPr>
-          <w:rFonts w:ascii="Meiryo UI" w:hAnsi="Meiryo UI" w:eastAsia="Meiryo UI"/>
+          <w:rFonts w:ascii="BIZ UDPGothic" w:hAnsi="BIZ UDPGothic" w:eastAsia="BIZ UDPGothic"/>
           <w:b w:val="0"/>
           <w:i w:val="0"/>
           <w:sz w:val="21"/>
@@ -250,7 +259,7 @@
       </w:r>
       <w:r>
         <w:rPr>
-          <w:rFonts w:ascii="ＭＳ ゴシック" w:hAnsi="ＭＳ ゴシック" w:eastAsia="ＭＳ ゴシック"/>
+          <w:rFonts w:ascii="BIZ UDGothic" w:hAnsi="BIZ UDGothic" w:eastAsia="BIZ UDGothic"/>
           <w:b w:val="0"/>
           <w:i w:val="0"/>
           <w:sz w:val="20"/>
@@ -259,7 +268,7 @@
       </w:r>
       <w:r>
         <w:rPr>
-          <w:rFonts w:ascii="Meiryo UI" w:hAnsi="Meiryo UI" w:eastAsia="Meiryo UI"/>
+          <w:rFonts w:ascii="BIZ UDPGothic" w:hAnsi="BIZ UDPGothic" w:eastAsia="BIZ UDPGothic"/>
           <w:b w:val="0"/>
           <w:i w:val="0"/>
           <w:sz w:val="21"/>
@@ -271,11 +280,11 @@
       <w:pPr>
         <w:spacing w:before="60" w:after="120"/>
         <w:ind w:left="170"/>
-        <w:shd w:val="clear" w:color="auto" w:fill="F2F4F7"/>
+        <w:shd w:val="clear" w:color="auto" w:fill="F4F6F8"/>
       </w:pPr>
       <w:r>
         <w:rPr>
-          <w:rFonts w:ascii="ＭＳ ゴシック" w:hAnsi="ＭＳ ゴシック" w:eastAsia="ＭＳ ゴシック"/>
+          <w:rFonts w:ascii="BIZ UDGothic" w:hAnsi="BIZ UDGothic" w:eastAsia="BIZ UDGothic"/>
           <w:b w:val="0"/>
           <w:i w:val="0"/>
           <w:sz w:val="17"/>
@@ -289,7 +298,7 @@
       </w:pPr>
       <w:r>
         <w:rPr>
-          <w:rFonts w:ascii="ＭＳ ゴシック" w:hAnsi="ＭＳ ゴシック" w:eastAsia="ＭＳ ゴシック"/>
+          <w:rFonts w:ascii="BIZ UDGothic" w:hAnsi="BIZ UDGothic" w:eastAsia="BIZ UDGothic"/>
           <w:b w:val="0"/>
           <w:i w:val="0"/>
           <w:sz w:val="20"/>
@@ -298,7 +307,7 @@
       </w:r>
       <w:r>
         <w:rPr>
-          <w:rFonts w:ascii="Meiryo UI" w:hAnsi="Meiryo UI" w:eastAsia="Meiryo UI"/>
+          <w:rFonts w:ascii="BIZ UDPGothic" w:hAnsi="BIZ UDPGothic" w:eastAsia="BIZ UDPGothic"/>
           <w:b w:val="0"/>
           <w:i w:val="0"/>
           <w:sz w:val="21"/>
@@ -310,11 +319,11 @@
       <w:pPr>
         <w:spacing w:before="60" w:after="120"/>
         <w:ind w:left="170"/>
-        <w:shd w:val="clear" w:color="auto" w:fill="F2F4F7"/>
+        <w:shd w:val="clear" w:color="auto" w:fill="F4F6F8"/>
       </w:pPr>
       <w:r>
         <w:rPr>
-          <w:rFonts w:ascii="ＭＳ ゴシック" w:hAnsi="ＭＳ ゴシック" w:eastAsia="ＭＳ ゴシック"/>
+          <w:rFonts w:ascii="BIZ UDGothic" w:hAnsi="BIZ UDGothic" w:eastAsia="BIZ UDGothic"/>
           <w:b w:val="0"/>
           <w:i w:val="0"/>
           <w:sz w:val="17"/>
@@ -334,7 +343,7 @@
       </w:pPr>
       <w:r>
         <w:rPr>
-          <w:rFonts w:ascii="ＭＳ ゴシック" w:hAnsi="ＭＳ ゴシック" w:eastAsia="ＭＳ ゴシック"/>
+          <w:rFonts w:ascii="BIZ UDGothic" w:hAnsi="BIZ UDGothic" w:eastAsia="BIZ UDGothic"/>
           <w:b w:val="0"/>
           <w:i w:val="0"/>
           <w:sz w:val="20"/>
@@ -343,7 +352,7 @@
       </w:r>
       <w:r>
         <w:rPr>
-          <w:rFonts w:ascii="Meiryo UI" w:hAnsi="Meiryo UI" w:eastAsia="Meiryo UI"/>
+          <w:rFonts w:ascii="BIZ UDPGothic" w:hAnsi="BIZ UDPGothic" w:eastAsia="BIZ UDPGothic"/>
           <w:b w:val="0"/>
           <w:i w:val="0"/>
           <w:sz w:val="21"/>
@@ -352,7 +361,7 @@
       </w:r>
       <w:r>
         <w:rPr>
-          <w:rFonts w:ascii="ＭＳ ゴシック" w:hAnsi="ＭＳ ゴシック" w:eastAsia="ＭＳ ゴシック"/>
+          <w:rFonts w:ascii="BIZ UDGothic" w:hAnsi="BIZ UDGothic" w:eastAsia="BIZ UDGothic"/>
           <w:b w:val="0"/>
           <w:i w:val="0"/>
           <w:sz w:val="20"/>
@@ -361,7 +370,7 @@
       </w:r>
       <w:r>
         <w:rPr>
-          <w:rFonts w:ascii="Meiryo UI" w:hAnsi="Meiryo UI" w:eastAsia="Meiryo UI"/>
+          <w:rFonts w:ascii="BIZ UDPGothic" w:hAnsi="BIZ UDPGothic" w:eastAsia="BIZ UDPGothic"/>
           <w:b w:val="0"/>
           <w:i w:val="0"/>
           <w:sz w:val="21"/>
@@ -370,7 +379,7 @@
       </w:r>
       <w:r>
         <w:rPr>
-          <w:rFonts w:ascii="ＭＳ ゴシック" w:hAnsi="ＭＳ ゴシック" w:eastAsia="ＭＳ ゴシック"/>
+          <w:rFonts w:ascii="BIZ UDGothic" w:hAnsi="BIZ UDGothic" w:eastAsia="BIZ UDGothic"/>
           <w:b w:val="0"/>
           <w:i w:val="0"/>
           <w:sz w:val="20"/>
@@ -379,7 +388,7 @@
       </w:r>
       <w:r>
         <w:rPr>
-          <w:rFonts w:ascii="Meiryo UI" w:hAnsi="Meiryo UI" w:eastAsia="Meiryo UI"/>
+          <w:rFonts w:ascii="BIZ UDPGothic" w:hAnsi="BIZ UDPGothic" w:eastAsia="BIZ UDPGothic"/>
           <w:b w:val="0"/>
           <w:i w:val="0"/>
           <w:sz w:val="21"/>
@@ -390,120 +399,287 @@
     <w:p>
       <w:pPr>
         <w:spacing w:before="200" w:after="60"/>
+        <w:pBdr>
+          <w:left w:val="single" w:sz="24" w:space="8" w:color="1F5C99"/>
+        </w:pBdr>
+        <w:ind w:left="113"/>
       </w:pPr>
       <w:r>
         <w:rPr>
-          <w:rFonts w:ascii="Meiryo UI" w:hAnsi="Meiryo UI" w:eastAsia="Meiryo UI"/>
+          <w:rFonts w:ascii="BIZ UDPGothic" w:hAnsi="BIZ UDPGothic" w:eastAsia="BIZ UDPGothic"/>
           <w:b/>
           <w:i w:val="0"/>
-          <w:color w:val="1F5C99"/>
-          <w:sz w:val="30"/>
+          <w:color w:val="20242C"/>
+          <w:sz w:val="32"/>
         </w:rPr>
         <w:t>4. 配布・起動</w:t>
       </w:r>
     </w:p>
+    <w:tbl>
+      <w:tblPr>
+        <w:tblW w:type="auto" w:w="0"/>
+        <w:tblLayout w:type="fixed"/>
+        <w:tblLook w:firstColumn="1" w:firstRow="1" w:lastColumn="0" w:lastRow="0" w:noHBand="0" w:noVBand="1" w:val="04A0"/>
+      </w:tblPr>
+      <w:tblGrid>
+        <w:gridCol w:w="539"/>
+        <w:gridCol w:w="8504"/>
+      </w:tblGrid>
+      <w:tr>
+        <w:trPr>
+          <w:cantSplit/>
+        </w:trPr>
+        <w:tc>
+          <w:tcPr>
+            <w:tcW w:type="dxa" w:w="539"/>
+            <w:shd w:val="clear" w:color="auto" w:fill="1F5C99"/>
+            <w:vAlign w:val="center"/>
+            <w:tcBorders>
+              <w:top w:val="single" w:sz="4" w:space="0" w:color="D7DEE5"/>
+              <w:left w:val="single" w:sz="4" w:space="0" w:color="D7DEE5"/>
+              <w:bottom w:val="single" w:sz="4" w:space="0" w:color="D7DEE5"/>
+              <w:right w:val="single" w:sz="4" w:space="0" w:color="D7DEE5"/>
+            </w:tcBorders>
+          </w:tcPr>
+          <w:p>
+            <w:pPr>
+              <w:jc w:val="center"/>
+            </w:pPr>
+            <w:r>
+              <w:rPr>
+                <w:rFonts w:ascii="BIZ UDPGothic" w:hAnsi="BIZ UDPGothic" w:eastAsia="BIZ UDPGothic"/>
+                <w:b/>
+                <w:i w:val="0"/>
+                <w:color w:val="FFFFFF"/>
+                <w:sz w:val="22"/>
+              </w:rPr>
+              <w:t>1</w:t>
+            </w:r>
+          </w:p>
+        </w:tc>
+        <w:tc>
+          <w:tcPr>
+            <w:tcW w:type="dxa" w:w="8504"/>
+            <w:tcBorders>
+              <w:top w:val="single" w:sz="4" w:space="0" w:color="D7DEE5"/>
+              <w:left w:val="single" w:sz="4" w:space="0" w:color="D7DEE5"/>
+              <w:bottom w:val="single" w:sz="4" w:space="0" w:color="D7DEE5"/>
+              <w:right w:val="single" w:sz="4" w:space="0" w:color="D7DEE5"/>
+            </w:tcBorders>
+            <w:shd w:val="clear" w:color="auto" w:fill="FAFBFC"/>
+          </w:tcPr>
+          <w:p>
+            <w:r>
+              <w:rPr>
+                <w:rFonts w:ascii="BIZ UDPGothic" w:hAnsi="BIZ UDPGothic" w:eastAsia="BIZ UDPGothic"/>
+                <w:b w:val="0"/>
+                <w:i w:val="0"/>
+                <w:color w:val="20242C"/>
+                <w:sz w:val="21"/>
+              </w:rPr>
+              <w:t xml:space="preserve">生成した </w:t>
+            </w:r>
+            <w:r>
+              <w:rPr>
+                <w:rFonts w:ascii="BIZ UDGothic" w:hAnsi="BIZ UDGothic" w:eastAsia="BIZ UDGothic"/>
+                <w:b w:val="0"/>
+                <w:i w:val="0"/>
+                <w:color w:val="20242C"/>
+                <w:sz w:val="20"/>
+              </w:rPr>
+              <w:t>dist/LabelEditor.exe</w:t>
+            </w:r>
+            <w:r>
+              <w:rPr>
+                <w:rFonts w:ascii="BIZ UDPGothic" w:hAnsi="BIZ UDPGothic" w:eastAsia="BIZ UDPGothic"/>
+                <w:b w:val="0"/>
+                <w:i w:val="0"/>
+                <w:color w:val="20242C"/>
+                <w:sz w:val="21"/>
+              </w:rPr>
+              <w:t xml:space="preserve"> を共有フォルダや配布メディアで対象端末へ渡す。</w:t>
+            </w:r>
+          </w:p>
+        </w:tc>
+      </w:tr>
+    </w:tbl>
+    <w:tbl>
+      <w:tblPr>
+        <w:tblW w:type="auto" w:w="0"/>
+        <w:tblLayout w:type="fixed"/>
+        <w:tblLook w:firstColumn="1" w:firstRow="1" w:lastColumn="0" w:lastRow="0" w:noHBand="0" w:noVBand="1" w:val="04A0"/>
+      </w:tblPr>
+      <w:tblGrid>
+        <w:gridCol w:w="539"/>
+        <w:gridCol w:w="8504"/>
+      </w:tblGrid>
+      <w:tr>
+        <w:trPr>
+          <w:cantSplit/>
+        </w:trPr>
+        <w:tc>
+          <w:tcPr>
+            <w:tcW w:type="dxa" w:w="539"/>
+            <w:shd w:val="clear" w:color="auto" w:fill="1F5C99"/>
+            <w:vAlign w:val="center"/>
+            <w:tcBorders>
+              <w:top w:val="single" w:sz="4" w:space="0" w:color="D7DEE5"/>
+              <w:left w:val="single" w:sz="4" w:space="0" w:color="D7DEE5"/>
+              <w:bottom w:val="single" w:sz="4" w:space="0" w:color="D7DEE5"/>
+              <w:right w:val="single" w:sz="4" w:space="0" w:color="D7DEE5"/>
+            </w:tcBorders>
+          </w:tcPr>
+          <w:p>
+            <w:pPr>
+              <w:jc w:val="center"/>
+            </w:pPr>
+            <w:r>
+              <w:rPr>
+                <w:rFonts w:ascii="BIZ UDPGothic" w:hAnsi="BIZ UDPGothic" w:eastAsia="BIZ UDPGothic"/>
+                <w:b/>
+                <w:i w:val="0"/>
+                <w:color w:val="FFFFFF"/>
+                <w:sz w:val="22"/>
+              </w:rPr>
+              <w:t>2</w:t>
+            </w:r>
+          </w:p>
+        </w:tc>
+        <w:tc>
+          <w:tcPr>
+            <w:tcW w:type="dxa" w:w="8504"/>
+            <w:tcBorders>
+              <w:top w:val="single" w:sz="4" w:space="0" w:color="D7DEE5"/>
+              <w:left w:val="single" w:sz="4" w:space="0" w:color="D7DEE5"/>
+              <w:bottom w:val="single" w:sz="4" w:space="0" w:color="D7DEE5"/>
+              <w:right w:val="single" w:sz="4" w:space="0" w:color="D7DEE5"/>
+            </w:tcBorders>
+            <w:shd w:val="clear" w:color="auto" w:fill="FAFBFC"/>
+          </w:tcPr>
+          <w:p>
+            <w:r>
+              <w:rPr>
+                <w:rFonts w:ascii="BIZ UDPGothic" w:hAnsi="BIZ UDPGothic" w:eastAsia="BIZ UDPGothic"/>
+                <w:b w:val="0"/>
+                <w:i w:val="0"/>
+                <w:color w:val="20242C"/>
+                <w:sz w:val="21"/>
+              </w:rPr>
+              <w:t xml:space="preserve">受け取った端末では任意の場所に置いて </w:t>
+            </w:r>
+            <w:r>
+              <w:rPr>
+                <w:rFonts w:ascii="BIZ UDGothic" w:hAnsi="BIZ UDGothic" w:eastAsia="BIZ UDGothic"/>
+                <w:b w:val="0"/>
+                <w:i w:val="0"/>
+                <w:color w:val="20242C"/>
+                <w:sz w:val="20"/>
+              </w:rPr>
+              <w:t>LabelEditor.exe</w:t>
+            </w:r>
+            <w:r>
+              <w:rPr>
+                <w:rFonts w:ascii="BIZ UDPGothic" w:hAnsi="BIZ UDPGothic" w:eastAsia="BIZ UDPGothic"/>
+                <w:b w:val="0"/>
+                <w:i w:val="0"/>
+                <w:color w:val="20242C"/>
+                <w:sz w:val="21"/>
+              </w:rPr>
+              <w:t xml:space="preserve"> をダブルクリックするだけ。</w:t>
+            </w:r>
+          </w:p>
+        </w:tc>
+      </w:tr>
+    </w:tbl>
+    <w:tbl>
+      <w:tblPr>
+        <w:tblW w:type="auto" w:w="0"/>
+        <w:tblLayout w:type="fixed"/>
+        <w:tblLook w:firstColumn="1" w:firstRow="1" w:lastColumn="0" w:lastRow="0" w:noHBand="0" w:noVBand="1" w:val="04A0"/>
+      </w:tblPr>
+      <w:tblGrid>
+        <w:gridCol w:w="539"/>
+        <w:gridCol w:w="8504"/>
+      </w:tblGrid>
+      <w:tr>
+        <w:trPr>
+          <w:cantSplit/>
+        </w:trPr>
+        <w:tc>
+          <w:tcPr>
+            <w:tcW w:type="dxa" w:w="539"/>
+            <w:shd w:val="clear" w:color="auto" w:fill="1F5C99"/>
+            <w:vAlign w:val="center"/>
+            <w:tcBorders>
+              <w:top w:val="single" w:sz="4" w:space="0" w:color="D7DEE5"/>
+              <w:left w:val="single" w:sz="4" w:space="0" w:color="D7DEE5"/>
+              <w:bottom w:val="single" w:sz="4" w:space="0" w:color="D7DEE5"/>
+              <w:right w:val="single" w:sz="4" w:space="0" w:color="D7DEE5"/>
+            </w:tcBorders>
+          </w:tcPr>
+          <w:p>
+            <w:pPr>
+              <w:jc w:val="center"/>
+            </w:pPr>
+            <w:r>
+              <w:rPr>
+                <w:rFonts w:ascii="BIZ UDPGothic" w:hAnsi="BIZ UDPGothic" w:eastAsia="BIZ UDPGothic"/>
+                <w:b/>
+                <w:i w:val="0"/>
+                <w:color w:val="FFFFFF"/>
+                <w:sz w:val="22"/>
+              </w:rPr>
+              <w:t>3</w:t>
+            </w:r>
+          </w:p>
+        </w:tc>
+        <w:tc>
+          <w:tcPr>
+            <w:tcW w:type="dxa" w:w="8504"/>
+            <w:tcBorders>
+              <w:top w:val="single" w:sz="4" w:space="0" w:color="D7DEE5"/>
+              <w:left w:val="single" w:sz="4" w:space="0" w:color="D7DEE5"/>
+              <w:bottom w:val="single" w:sz="4" w:space="0" w:color="D7DEE5"/>
+              <w:right w:val="single" w:sz="4" w:space="0" w:color="D7DEE5"/>
+            </w:tcBorders>
+            <w:shd w:val="clear" w:color="auto" w:fill="FAFBFC"/>
+          </w:tcPr>
+          <w:p>
+            <w:r>
+              <w:rPr>
+                <w:rFonts w:ascii="BIZ UDPGothic" w:hAnsi="BIZ UDPGothic" w:eastAsia="BIZ UDPGothic"/>
+                <w:b w:val="0"/>
+                <w:i w:val="0"/>
+                <w:color w:val="20242C"/>
+                <w:sz w:val="21"/>
+              </w:rPr>
+              <w:t>Microsoft Edge のアプリ窓が開く。</w:t>
+            </w:r>
+          </w:p>
+        </w:tc>
+      </w:tr>
+    </w:tbl>
     <w:p>
       <w:pPr>
-        <w:pStyle w:val="ListNumber"/>
-        <w:spacing w:after="60"/>
-        <w:ind w:left="340"/>
+        <w:spacing w:before="200" w:after="60"/>
+        <w:pBdr>
+          <w:left w:val="single" w:sz="24" w:space="8" w:color="1F5C99"/>
+        </w:pBdr>
+        <w:ind w:left="113"/>
       </w:pPr>
       <w:r>
         <w:rPr>
-          <w:rFonts w:ascii="Meiryo UI" w:hAnsi="Meiryo UI" w:eastAsia="Meiryo UI"/>
-          <w:b w:val="0"/>
-          <w:i w:val="0"/>
-          <w:sz w:val="21"/>
-        </w:rPr>
-        <w:t xml:space="preserve">生成した </w:t>
-      </w:r>
-      <w:r>
-        <w:rPr>
-          <w:rFonts w:ascii="ＭＳ ゴシック" w:hAnsi="ＭＳ ゴシック" w:eastAsia="ＭＳ ゴシック"/>
-          <w:b w:val="0"/>
-          <w:i w:val="0"/>
-          <w:sz w:val="20"/>
-        </w:rPr>
-        <w:t>dist/LabelEditor.exe</w:t>
-      </w:r>
-      <w:r>
-        <w:rPr>
-          <w:rFonts w:ascii="Meiryo UI" w:hAnsi="Meiryo UI" w:eastAsia="Meiryo UI"/>
-          <w:b w:val="0"/>
-          <w:i w:val="0"/>
-          <w:sz w:val="21"/>
-        </w:rPr>
-        <w:t xml:space="preserve"> を共有フォルダや配布メディアで対象端末へ渡す。</w:t>
-      </w:r>
-    </w:p>
-    <w:p>
-      <w:pPr>
-        <w:pStyle w:val="ListNumber"/>
-        <w:spacing w:after="60"/>
-        <w:ind w:left="340"/>
-      </w:pPr>
-      <w:r>
-        <w:rPr>
-          <w:rFonts w:ascii="Meiryo UI" w:hAnsi="Meiryo UI" w:eastAsia="Meiryo UI"/>
-          <w:b w:val="0"/>
-          <w:i w:val="0"/>
-          <w:sz w:val="21"/>
-        </w:rPr>
-        <w:t xml:space="preserve">受け取った端末では任意の場所に置いて </w:t>
-      </w:r>
-      <w:r>
-        <w:rPr>
-          <w:rFonts w:ascii="ＭＳ ゴシック" w:hAnsi="ＭＳ ゴシック" w:eastAsia="ＭＳ ゴシック"/>
-          <w:b w:val="0"/>
-          <w:i w:val="0"/>
-          <w:sz w:val="20"/>
-        </w:rPr>
-        <w:t>LabelEditor.exe</w:t>
-      </w:r>
-      <w:r>
-        <w:rPr>
-          <w:rFonts w:ascii="Meiryo UI" w:hAnsi="Meiryo UI" w:eastAsia="Meiryo UI"/>
-          <w:b w:val="0"/>
-          <w:i w:val="0"/>
-          <w:sz w:val="21"/>
-        </w:rPr>
-        <w:t xml:space="preserve"> をダブルクリックするだけ。</w:t>
-      </w:r>
-    </w:p>
-    <w:p>
-      <w:pPr>
-        <w:pStyle w:val="ListNumber"/>
-        <w:spacing w:after="60"/>
-        <w:ind w:left="340"/>
-      </w:pPr>
-      <w:r>
-        <w:rPr>
-          <w:rFonts w:ascii="Meiryo UI" w:hAnsi="Meiryo UI" w:eastAsia="Meiryo UI"/>
-          <w:b w:val="0"/>
-          <w:i w:val="0"/>
-          <w:sz w:val="21"/>
-        </w:rPr>
-        <w:t>Microsoft Edge のアプリ窓が開く。</w:t>
-      </w:r>
-    </w:p>
-    <w:p>
-      <w:pPr>
-        <w:spacing w:before="200" w:after="60"/>
-      </w:pPr>
-      <w:r>
-        <w:rPr>
-          <w:rFonts w:ascii="Meiryo UI" w:hAnsi="Meiryo UI" w:eastAsia="Meiryo UI"/>
+          <w:rFonts w:ascii="BIZ UDPGothic" w:hAnsi="BIZ UDPGothic" w:eastAsia="BIZ UDPGothic"/>
           <w:b/>
           <w:i w:val="0"/>
-          <w:color w:val="1F5C99"/>
-          <w:sz w:val="30"/>
+          <w:color w:val="20242C"/>
+          <w:sz w:val="32"/>
         </w:rPr>
         <w:t>5. 運用・トラブル対応</w:t>
       </w:r>
     </w:p>
     <w:tbl>
       <w:tblPr>
-        <w:tblStyle w:val="LightGrid-Accent1"/>
         <w:tblW w:type="auto" w:w="0"/>
         <w:jc w:val="left"/>
         <w:tblLook w:firstColumn="1" w:firstRow="1" w:lastColumn="0" w:lastRow="0" w:noHBand="0" w:noVBand="1" w:val="04A0"/>
@@ -516,14 +692,22 @@
         <w:tc>
           <w:tcPr>
             <w:tcW w:type="dxa" w:w="4873"/>
+            <w:shd w:val="clear" w:color="auto" w:fill="1F5C99"/>
+            <w:tcBorders>
+              <w:top w:val="single" w:sz="4" w:space="0" w:color="D7DEE5"/>
+              <w:left w:val="single" w:sz="4" w:space="0" w:color="D7DEE5"/>
+              <w:bottom w:val="single" w:sz="4" w:space="0" w:color="D7DEE5"/>
+              <w:right w:val="single" w:sz="4" w:space="0" w:color="D7DEE5"/>
+            </w:tcBorders>
           </w:tcPr>
           <w:p>
             <w:r/>
             <w:r>
               <w:rPr>
-                <w:rFonts w:ascii="Meiryo UI" w:hAnsi="Meiryo UI" w:eastAsia="Meiryo UI"/>
+                <w:rFonts w:ascii="BIZ UDPGothic" w:hAnsi="BIZ UDPGothic" w:eastAsia="BIZ UDPGothic"/>
                 <w:b/>
                 <w:i w:val="0"/>
+                <w:color w:val="FFFFFF"/>
                 <w:sz w:val="19"/>
               </w:rPr>
               <w:t>事象</w:t>
@@ -533,14 +717,22 @@
         <w:tc>
           <w:tcPr>
             <w:tcW w:type="dxa" w:w="4873"/>
+            <w:shd w:val="clear" w:color="auto" w:fill="1F5C99"/>
+            <w:tcBorders>
+              <w:top w:val="single" w:sz="4" w:space="0" w:color="D7DEE5"/>
+              <w:left w:val="single" w:sz="4" w:space="0" w:color="D7DEE5"/>
+              <w:bottom w:val="single" w:sz="4" w:space="0" w:color="D7DEE5"/>
+              <w:right w:val="single" w:sz="4" w:space="0" w:color="D7DEE5"/>
+            </w:tcBorders>
           </w:tcPr>
           <w:p>
             <w:r/>
             <w:r>
               <w:rPr>
-                <w:rFonts w:ascii="Meiryo UI" w:hAnsi="Meiryo UI" w:eastAsia="Meiryo UI"/>
+                <w:rFonts w:ascii="BIZ UDPGothic" w:hAnsi="BIZ UDPGothic" w:eastAsia="BIZ UDPGothic"/>
                 <w:b/>
                 <w:i w:val="0"/>
+                <w:color w:val="FFFFFF"/>
                 <w:sz w:val="19"/>
               </w:rPr>
               <w:t>対処</w:t>
@@ -552,12 +744,18 @@
         <w:tc>
           <w:tcPr>
             <w:tcW w:type="dxa" w:w="4873"/>
+            <w:tcBorders>
+              <w:top w:val="single" w:sz="4" w:space="0" w:color="D7DEE5"/>
+              <w:left w:val="single" w:sz="4" w:space="0" w:color="D7DEE5"/>
+              <w:bottom w:val="single" w:sz="4" w:space="0" w:color="D7DEE5"/>
+              <w:right w:val="single" w:sz="4" w:space="0" w:color="D7DEE5"/>
+            </w:tcBorders>
           </w:tcPr>
           <w:p>
             <w:r/>
             <w:r>
               <w:rPr>
-                <w:rFonts w:ascii="Meiryo UI" w:hAnsi="Meiryo UI" w:eastAsia="Meiryo UI"/>
+                <w:rFonts w:ascii="BIZ UDPGothic" w:hAnsi="BIZ UDPGothic" w:eastAsia="BIZ UDPGothic"/>
                 <w:b w:val="0"/>
                 <w:i w:val="0"/>
                 <w:sz w:val="19"/>
@@ -569,12 +767,18 @@
         <w:tc>
           <w:tcPr>
             <w:tcW w:type="dxa" w:w="4873"/>
+            <w:tcBorders>
+              <w:top w:val="single" w:sz="4" w:space="0" w:color="D7DEE5"/>
+              <w:left w:val="single" w:sz="4" w:space="0" w:color="D7DEE5"/>
+              <w:bottom w:val="single" w:sz="4" w:space="0" w:color="D7DEE5"/>
+              <w:right w:val="single" w:sz="4" w:space="0" w:color="D7DEE5"/>
+            </w:tcBorders>
           </w:tcPr>
           <w:p>
             <w:r/>
             <w:r>
               <w:rPr>
-                <w:rFonts w:ascii="Meiryo UI" w:hAnsi="Meiryo UI" w:eastAsia="Meiryo UI"/>
+                <w:rFonts w:ascii="BIZ UDPGothic" w:hAnsi="BIZ UDPGothic" w:eastAsia="BIZ UDPGothic"/>
                 <w:b w:val="0"/>
                 <w:i w:val="0"/>
                 <w:sz w:val="19"/>
@@ -583,7 +787,7 @@
             </w:r>
             <w:r>
               <w:rPr>
-                <w:rFonts w:ascii="ＭＳ ゴシック" w:hAnsi="ＭＳ ゴシック" w:eastAsia="ＭＳ ゴシック"/>
+                <w:rFonts w:ascii="BIZ UDGothic" w:hAnsi="BIZ UDGothic" w:eastAsia="BIZ UDGothic"/>
                 <w:b w:val="0"/>
                 <w:i w:val="0"/>
                 <w:sz w:val="18"/>
@@ -592,7 +796,7 @@
             </w:r>
             <w:r>
               <w:rPr>
-                <w:rFonts w:ascii="Meiryo UI" w:hAnsi="Meiryo UI" w:eastAsia="Meiryo UI"/>
+                <w:rFonts w:ascii="BIZ UDPGothic" w:hAnsi="BIZ UDPGothic" w:eastAsia="BIZ UDPGothic"/>
                 <w:b w:val="0"/>
                 <w:i w:val="0"/>
                 <w:sz w:val="19"/>
@@ -601,7 +805,7 @@
             </w:r>
             <w:r>
               <w:rPr>
-                <w:rFonts w:ascii="ＭＳ ゴシック" w:hAnsi="ＭＳ ゴシック" w:eastAsia="ＭＳ ゴシック"/>
+                <w:rFonts w:ascii="BIZ UDGothic" w:hAnsi="BIZ UDGothic" w:eastAsia="BIZ UDGothic"/>
                 <w:b w:val="0"/>
                 <w:i w:val="0"/>
                 <w:sz w:val="18"/>
@@ -610,7 +814,7 @@
             </w:r>
             <w:r>
               <w:rPr>
-                <w:rFonts w:ascii="Meiryo UI" w:hAnsi="Meiryo UI" w:eastAsia="Meiryo UI"/>
+                <w:rFonts w:ascii="BIZ UDPGothic" w:hAnsi="BIZ UDPGothic" w:eastAsia="BIZ UDPGothic"/>
                 <w:b w:val="0"/>
                 <w:i w:val="0"/>
                 <w:sz w:val="19"/>
@@ -624,12 +828,19 @@
         <w:tc>
           <w:tcPr>
             <w:tcW w:type="dxa" w:w="4873"/>
+            <w:shd w:val="clear" w:color="auto" w:fill="F5F8FB"/>
+            <w:tcBorders>
+              <w:top w:val="single" w:sz="4" w:space="0" w:color="D7DEE5"/>
+              <w:left w:val="single" w:sz="4" w:space="0" w:color="D7DEE5"/>
+              <w:bottom w:val="single" w:sz="4" w:space="0" w:color="D7DEE5"/>
+              <w:right w:val="single" w:sz="4" w:space="0" w:color="D7DEE5"/>
+            </w:tcBorders>
           </w:tcPr>
           <w:p>
             <w:r/>
             <w:r>
               <w:rPr>
-                <w:rFonts w:ascii="Meiryo UI" w:hAnsi="Meiryo UI" w:eastAsia="Meiryo UI"/>
+                <w:rFonts w:ascii="BIZ UDPGothic" w:hAnsi="BIZ UDPGothic" w:eastAsia="BIZ UDPGothic"/>
                 <w:b w:val="0"/>
                 <w:i w:val="0"/>
                 <w:sz w:val="19"/>
@@ -641,12 +852,19 @@
         <w:tc>
           <w:tcPr>
             <w:tcW w:type="dxa" w:w="4873"/>
+            <w:shd w:val="clear" w:color="auto" w:fill="F5F8FB"/>
+            <w:tcBorders>
+              <w:top w:val="single" w:sz="4" w:space="0" w:color="D7DEE5"/>
+              <w:left w:val="single" w:sz="4" w:space="0" w:color="D7DEE5"/>
+              <w:bottom w:val="single" w:sz="4" w:space="0" w:color="D7DEE5"/>
+              <w:right w:val="single" w:sz="4" w:space="0" w:color="D7DEE5"/>
+            </w:tcBorders>
           </w:tcPr>
           <w:p>
             <w:r/>
             <w:r>
               <w:rPr>
-                <w:rFonts w:ascii="Meiryo UI" w:hAnsi="Meiryo UI" w:eastAsia="Meiryo UI"/>
+                <w:rFonts w:ascii="BIZ UDPGothic" w:hAnsi="BIZ UDPGothic" w:eastAsia="BIZ UDPGothic"/>
                 <w:b w:val="0"/>
                 <w:i w:val="0"/>
                 <w:sz w:val="19"/>
@@ -655,7 +873,7 @@
             </w:r>
             <w:r>
               <w:rPr>
-                <w:rFonts w:ascii="ＭＳ ゴシック" w:hAnsi="ＭＳ ゴシック" w:eastAsia="ＭＳ ゴシック"/>
+                <w:rFonts w:ascii="BIZ UDGothic" w:hAnsi="BIZ UDGothic" w:eastAsia="BIZ UDGothic"/>
                 <w:b w:val="0"/>
                 <w:i w:val="0"/>
                 <w:sz w:val="18"/>
@@ -664,7 +882,7 @@
             </w:r>
             <w:r>
               <w:rPr>
-                <w:rFonts w:ascii="Meiryo UI" w:hAnsi="Meiryo UI" w:eastAsia="Meiryo UI"/>
+                <w:rFonts w:ascii="BIZ UDPGothic" w:hAnsi="BIZ UDPGothic" w:eastAsia="BIZ UDPGothic"/>
                 <w:b w:val="0"/>
                 <w:i w:val="0"/>
                 <w:sz w:val="19"/>
@@ -673,7 +891,7 @@
             </w:r>
             <w:r>
               <w:rPr>
-                <w:rFonts w:ascii="ＭＳ ゴシック" w:hAnsi="ＭＳ ゴシック" w:eastAsia="ＭＳ ゴシック"/>
+                <w:rFonts w:ascii="BIZ UDGothic" w:hAnsi="BIZ UDGothic" w:eastAsia="BIZ UDGothic"/>
                 <w:b w:val="0"/>
                 <w:i w:val="0"/>
                 <w:sz w:val="18"/>
@@ -682,7 +900,7 @@
             </w:r>
             <w:r>
               <w:rPr>
-                <w:rFonts w:ascii="Meiryo UI" w:hAnsi="Meiryo UI" w:eastAsia="Meiryo UI"/>
+                <w:rFonts w:ascii="BIZ UDPGothic" w:hAnsi="BIZ UDPGothic" w:eastAsia="BIZ UDPGothic"/>
                 <w:b w:val="0"/>
                 <w:i w:val="0"/>
                 <w:sz w:val="19"/>
@@ -696,12 +914,18 @@
         <w:tc>
           <w:tcPr>
             <w:tcW w:type="dxa" w:w="4873"/>
+            <w:tcBorders>
+              <w:top w:val="single" w:sz="4" w:space="0" w:color="D7DEE5"/>
+              <w:left w:val="single" w:sz="4" w:space="0" w:color="D7DEE5"/>
+              <w:bottom w:val="single" w:sz="4" w:space="0" w:color="D7DEE5"/>
+              <w:right w:val="single" w:sz="4" w:space="0" w:color="D7DEE5"/>
+            </w:tcBorders>
           </w:tcPr>
           <w:p>
             <w:r/>
             <w:r>
               <w:rPr>
-                <w:rFonts w:ascii="Meiryo UI" w:hAnsi="Meiryo UI" w:eastAsia="Meiryo UI"/>
+                <w:rFonts w:ascii="BIZ UDPGothic" w:hAnsi="BIZ UDPGothic" w:eastAsia="BIZ UDPGothic"/>
                 <w:b w:val="0"/>
                 <w:i w:val="0"/>
                 <w:sz w:val="19"/>
@@ -713,12 +937,18 @@
         <w:tc>
           <w:tcPr>
             <w:tcW w:type="dxa" w:w="4873"/>
+            <w:tcBorders>
+              <w:top w:val="single" w:sz="4" w:space="0" w:color="D7DEE5"/>
+              <w:left w:val="single" w:sz="4" w:space="0" w:color="D7DEE5"/>
+              <w:bottom w:val="single" w:sz="4" w:space="0" w:color="D7DEE5"/>
+              <w:right w:val="single" w:sz="4" w:space="0" w:color="D7DEE5"/>
+            </w:tcBorders>
           </w:tcPr>
           <w:p>
             <w:r/>
             <w:r>
               <w:rPr>
-                <w:rFonts w:ascii="Meiryo UI" w:hAnsi="Meiryo UI" w:eastAsia="Meiryo UI"/>
+                <w:rFonts w:ascii="BIZ UDPGothic" w:hAnsi="BIZ UDPGothic" w:eastAsia="BIZ UDPGothic"/>
                 <w:b w:val="0"/>
                 <w:i w:val="0"/>
                 <w:sz w:val="19"/>
@@ -732,12 +962,19 @@
         <w:tc>
           <w:tcPr>
             <w:tcW w:type="dxa" w:w="4873"/>
+            <w:shd w:val="clear" w:color="auto" w:fill="F5F8FB"/>
+            <w:tcBorders>
+              <w:top w:val="single" w:sz="4" w:space="0" w:color="D7DEE5"/>
+              <w:left w:val="single" w:sz="4" w:space="0" w:color="D7DEE5"/>
+              <w:bottom w:val="single" w:sz="4" w:space="0" w:color="D7DEE5"/>
+              <w:right w:val="single" w:sz="4" w:space="0" w:color="D7DEE5"/>
+            </w:tcBorders>
           </w:tcPr>
           <w:p>
             <w:r/>
             <w:r>
               <w:rPr>
-                <w:rFonts w:ascii="Meiryo UI" w:hAnsi="Meiryo UI" w:eastAsia="Meiryo UI"/>
+                <w:rFonts w:ascii="BIZ UDPGothic" w:hAnsi="BIZ UDPGothic" w:eastAsia="BIZ UDPGothic"/>
                 <w:b w:val="0"/>
                 <w:i w:val="0"/>
                 <w:sz w:val="19"/>
@@ -749,12 +986,19 @@
         <w:tc>
           <w:tcPr>
             <w:tcW w:type="dxa" w:w="4873"/>
+            <w:shd w:val="clear" w:color="auto" w:fill="F5F8FB"/>
+            <w:tcBorders>
+              <w:top w:val="single" w:sz="4" w:space="0" w:color="D7DEE5"/>
+              <w:left w:val="single" w:sz="4" w:space="0" w:color="D7DEE5"/>
+              <w:bottom w:val="single" w:sz="4" w:space="0" w:color="D7DEE5"/>
+              <w:right w:val="single" w:sz="4" w:space="0" w:color="D7DEE5"/>
+            </w:tcBorders>
           </w:tcPr>
           <w:p>
             <w:r/>
             <w:r>
               <w:rPr>
-                <w:rFonts w:ascii="Meiryo UI" w:hAnsi="Meiryo UI" w:eastAsia="Meiryo UI"/>
+                <w:rFonts w:ascii="BIZ UDPGothic" w:hAnsi="BIZ UDPGothic" w:eastAsia="BIZ UDPGothic"/>
                 <w:b w:val="0"/>
                 <w:i w:val="0"/>
                 <w:sz w:val="19"/>
@@ -763,7 +1007,7 @@
             </w:r>
             <w:r>
               <w:rPr>
-                <w:rFonts w:ascii="Meiryo UI" w:hAnsi="Meiryo UI" w:eastAsia="Meiryo UI"/>
+                <w:rFonts w:ascii="BIZ UDPGothic" w:hAnsi="BIZ UDPGothic" w:eastAsia="BIZ UDPGothic"/>
                 <w:b/>
                 <w:i w:val="0"/>
                 <w:sz w:val="19"/>
@@ -772,7 +1016,7 @@
             </w:r>
             <w:r>
               <w:rPr>
-                <w:rFonts w:ascii="Meiryo UI" w:hAnsi="Meiryo UI" w:eastAsia="Meiryo UI"/>
+                <w:rFonts w:ascii="BIZ UDPGothic" w:hAnsi="BIZ UDPGothic" w:eastAsia="BIZ UDPGothic"/>
                 <w:b w:val="0"/>
                 <w:i w:val="0"/>
                 <w:sz w:val="19"/>
@@ -786,12 +1030,18 @@
         <w:tc>
           <w:tcPr>
             <w:tcW w:type="dxa" w:w="4873"/>
+            <w:tcBorders>
+              <w:top w:val="single" w:sz="4" w:space="0" w:color="D7DEE5"/>
+              <w:left w:val="single" w:sz="4" w:space="0" w:color="D7DEE5"/>
+              <w:bottom w:val="single" w:sz="4" w:space="0" w:color="D7DEE5"/>
+              <w:right w:val="single" w:sz="4" w:space="0" w:color="D7DEE5"/>
+            </w:tcBorders>
           </w:tcPr>
           <w:p>
             <w:r/>
             <w:r>
               <w:rPr>
-                <w:rFonts w:ascii="Meiryo UI" w:hAnsi="Meiryo UI" w:eastAsia="Meiryo UI"/>
+                <w:rFonts w:ascii="BIZ UDPGothic" w:hAnsi="BIZ UDPGothic" w:eastAsia="BIZ UDPGothic"/>
                 <w:b w:val="0"/>
                 <w:i w:val="0"/>
                 <w:sz w:val="19"/>
@@ -803,12 +1053,18 @@
         <w:tc>
           <w:tcPr>
             <w:tcW w:type="dxa" w:w="4873"/>
+            <w:tcBorders>
+              <w:top w:val="single" w:sz="4" w:space="0" w:color="D7DEE5"/>
+              <w:left w:val="single" w:sz="4" w:space="0" w:color="D7DEE5"/>
+              <w:bottom w:val="single" w:sz="4" w:space="0" w:color="D7DEE5"/>
+              <w:right w:val="single" w:sz="4" w:space="0" w:color="D7DEE5"/>
+            </w:tcBorders>
           </w:tcPr>
           <w:p>
             <w:r/>
             <w:r>
               <w:rPr>
-                <w:rFonts w:ascii="Meiryo UI" w:hAnsi="Meiryo UI" w:eastAsia="Meiryo UI"/>
+                <w:rFonts w:ascii="BIZ UDPGothic" w:hAnsi="BIZ UDPGothic" w:eastAsia="BIZ UDPGothic"/>
                 <w:b w:val="0"/>
                 <w:i w:val="0"/>
                 <w:sz w:val="19"/>
@@ -819,75 +1075,118 @@
         </w:tc>
       </w:tr>
     </w:tbl>
-    <w:p>
-      <w:pPr>
-        <w:spacing w:before="80" w:after="120"/>
-        <w:shd w:val="clear" w:color="auto" w:fill="EAF2FB"/>
-      </w:pPr>
-      <w:r>
-        <w:rPr>
-          <w:rFonts w:ascii="Meiryo UI" w:hAnsi="Meiryo UI" w:eastAsia="Meiryo UI"/>
-          <w:b w:val="0"/>
-          <w:i w:val="0"/>
-          <w:sz w:val="20"/>
-        </w:rPr>
-        <w:t xml:space="preserve">窓を閉じると（プロセス終了 / </w:t>
-      </w:r>
-      <w:r>
-        <w:rPr>
-          <w:rFonts w:ascii="ＭＳ ゴシック" w:hAnsi="ＭＳ ゴシック" w:eastAsia="ＭＳ ゴシック"/>
-          <w:b w:val="0"/>
-          <w:i w:val="0"/>
-          <w:sz w:val="19"/>
-        </w:rPr>
-        <w:t>pagehide</w:t>
-      </w:r>
-      <w:r>
-        <w:rPr>
-          <w:rFonts w:ascii="Meiryo UI" w:hAnsi="Meiryo UI" w:eastAsia="Meiryo UI"/>
-          <w:b w:val="0"/>
-          <w:i w:val="0"/>
-          <w:sz w:val="20"/>
-        </w:rPr>
-        <w:t xml:space="preserve"> の </w:t>
-      </w:r>
-      <w:r>
-        <w:rPr>
-          <w:rFonts w:ascii="ＭＳ ゴシック" w:hAnsi="ＭＳ ゴシック" w:eastAsia="ＭＳ ゴシック"/>
-          <w:b w:val="0"/>
-          <w:i w:val="0"/>
-          <w:sz w:val="19"/>
-        </w:rPr>
-        <w:t>/quit</w:t>
-      </w:r>
-      <w:r>
-        <w:rPr>
-          <w:rFonts w:ascii="Meiryo UI" w:hAnsi="Meiryo UI" w:eastAsia="Meiryo UI"/>
-          <w:b w:val="0"/>
-          <w:i w:val="0"/>
-          <w:sz w:val="20"/>
-        </w:rPr>
-        <w:t xml:space="preserve"> ビーコン）裏のローカルサーバも自動終了する。黒いコンソール窓は表示されない（</w:t>
-      </w:r>
-      <w:r>
-        <w:rPr>
-          <w:rFonts w:ascii="ＭＳ ゴシック" w:hAnsi="ＭＳ ゴシック" w:eastAsia="ＭＳ ゴシック"/>
-          <w:b w:val="0"/>
-          <w:i w:val="0"/>
-          <w:sz w:val="19"/>
-        </w:rPr>
-        <w:t>--windowed</w:t>
-      </w:r>
-      <w:r>
-        <w:rPr>
-          <w:rFonts w:ascii="Meiryo UI" w:hAnsi="Meiryo UI" w:eastAsia="Meiryo UI"/>
-          <w:b w:val="0"/>
-          <w:i w:val="0"/>
-          <w:sz w:val="20"/>
-        </w:rPr>
-        <w:t xml:space="preserve"> ビルド）。</w:t>
-      </w:r>
-    </w:p>
+    <w:tbl>
+      <w:tblPr>
+        <w:tblW w:type="auto" w:w="0"/>
+        <w:tblLook w:firstColumn="1" w:firstRow="1" w:lastColumn="0" w:lastRow="0" w:noHBand="0" w:noVBand="1" w:val="04A0"/>
+      </w:tblPr>
+      <w:tblGrid>
+        <w:gridCol w:w="9746"/>
+      </w:tblGrid>
+      <w:tr>
+        <w:trPr>
+          <w:cantSplit/>
+        </w:trPr>
+        <w:tc>
+          <w:tcPr>
+            <w:tcW w:type="dxa" w:w="9746"/>
+            <w:shd w:val="clear" w:color="auto" w:fill="EAF2FB"/>
+            <w:tcBorders>
+              <w:top w:val="single" w:sz="8" w:space="0" w:color="B9D3EE"/>
+              <w:left w:val="single" w:sz="8" w:space="0" w:color="B9D3EE"/>
+              <w:bottom w:val="single" w:sz="8" w:space="0" w:color="B9D3EE"/>
+              <w:right w:val="single" w:sz="8" w:space="0" w:color="B9D3EE"/>
+            </w:tcBorders>
+          </w:tcPr>
+          <w:p>
+            <w:r>
+              <w:rPr>
+                <w:rFonts w:ascii="BIZ UDPGothic" w:hAnsi="BIZ UDPGothic" w:eastAsia="BIZ UDPGothic"/>
+                <w:b/>
+                <w:i w:val="0"/>
+                <w:color w:val="FFFFFF"/>
+                <w:sz w:val="18"/>
+                <w:shd w:val="clear" w:color="auto" w:fill="1F5C99"/>
+              </w:rPr>
+              <w:t xml:space="preserve"> INFO </w:t>
+            </w:r>
+            <w:r>
+              <w:t xml:space="preserve">  </w:t>
+            </w:r>
+            <w:r>
+              <w:rPr>
+                <w:rFonts w:ascii="BIZ UDPGothic" w:hAnsi="BIZ UDPGothic" w:eastAsia="BIZ UDPGothic"/>
+                <w:b w:val="0"/>
+                <w:i w:val="0"/>
+                <w:color w:val="20242C"/>
+                <w:sz w:val="20"/>
+              </w:rPr>
+              <w:t xml:space="preserve">窓を閉じると（プロセス終了 / </w:t>
+            </w:r>
+            <w:r>
+              <w:rPr>
+                <w:rFonts w:ascii="BIZ UDGothic" w:hAnsi="BIZ UDGothic" w:eastAsia="BIZ UDGothic"/>
+                <w:b w:val="0"/>
+                <w:i w:val="0"/>
+                <w:color w:val="20242C"/>
+                <w:sz w:val="19"/>
+              </w:rPr>
+              <w:t>pagehide</w:t>
+            </w:r>
+            <w:r>
+              <w:rPr>
+                <w:rFonts w:ascii="BIZ UDPGothic" w:hAnsi="BIZ UDPGothic" w:eastAsia="BIZ UDPGothic"/>
+                <w:b w:val="0"/>
+                <w:i w:val="0"/>
+                <w:color w:val="20242C"/>
+                <w:sz w:val="20"/>
+              </w:rPr>
+              <w:t xml:space="preserve"> の </w:t>
+            </w:r>
+            <w:r>
+              <w:rPr>
+                <w:rFonts w:ascii="BIZ UDGothic" w:hAnsi="BIZ UDGothic" w:eastAsia="BIZ UDGothic"/>
+                <w:b w:val="0"/>
+                <w:i w:val="0"/>
+                <w:color w:val="20242C"/>
+                <w:sz w:val="19"/>
+              </w:rPr>
+              <w:t>/quit</w:t>
+            </w:r>
+            <w:r>
+              <w:rPr>
+                <w:rFonts w:ascii="BIZ UDPGothic" w:hAnsi="BIZ UDPGothic" w:eastAsia="BIZ UDPGothic"/>
+                <w:b w:val="0"/>
+                <w:i w:val="0"/>
+                <w:color w:val="20242C"/>
+                <w:sz w:val="20"/>
+              </w:rPr>
+              <w:t xml:space="preserve"> ビーコン）裏のローカルサーバも自動終了する。黒いコンソール窓は表示されない（</w:t>
+            </w:r>
+            <w:r>
+              <w:rPr>
+                <w:rFonts w:ascii="BIZ UDGothic" w:hAnsi="BIZ UDGothic" w:eastAsia="BIZ UDGothic"/>
+                <w:b w:val="0"/>
+                <w:i w:val="0"/>
+                <w:color w:val="20242C"/>
+                <w:sz w:val="19"/>
+              </w:rPr>
+              <w:t>--windowed</w:t>
+            </w:r>
+            <w:r>
+              <w:rPr>
+                <w:rFonts w:ascii="BIZ UDPGothic" w:hAnsi="BIZ UDPGothic" w:eastAsia="BIZ UDPGothic"/>
+                <w:b w:val="0"/>
+                <w:i w:val="0"/>
+                <w:color w:val="20242C"/>
+                <w:sz w:val="20"/>
+              </w:rPr>
+              <w:t xml:space="preserve"> ビルド）。</w:t>
+            </w:r>
+          </w:p>
+        </w:tc>
+      </w:tr>
+    </w:tbl>
     <w:sectPr>
       <w:pgSz w:w="12240" w:h="15840"/>
       <w:pgMar w:top="1134" w:right="1247" w:bottom="1134" w:left="1247" w:header="720" w:footer="720" w:gutter="0"/>
@@ -1262,7 +1561,7 @@
     <w:qFormat/>
     <w:rsid w:val="00FC693F"/>
     <w:rPr>
-      <w:rFonts w:ascii="Meiryo UI" w:hAnsi="Meiryo UI" w:eastAsia="Meiryo UI"/>
+      <w:rFonts w:ascii="BIZ UDPGothic" w:hAnsi="BIZ UDPGothic" w:eastAsia="BIZ UDPGothic"/>
       <w:sz w:val="21"/>
     </w:rPr>
   </w:style>

--- a/docs/graph-editor/LabelEditor_配布運用手順書.docx
+++ b/docs/graph-editor/LabelEditor_配布運用手順書.docx
@@ -53,6 +53,8 @@
     </w:p>
     <w:p>
       <w:pPr>
+        <w:keepNext/>
+        <w:keepLines/>
         <w:spacing w:before="200" w:after="60"/>
         <w:pBdr>
           <w:left w:val="single" w:sz="24" w:space="8" w:color="1F5C99"/>
@@ -122,6 +124,8 @@
     </w:p>
     <w:p>
       <w:pPr>
+        <w:keepNext/>
+        <w:keepLines/>
         <w:spacing w:before="200" w:after="60"/>
         <w:pBdr>
           <w:left w:val="single" w:sz="24" w:space="8" w:color="1F5C99"/>
@@ -143,6 +147,7 @@
       <w:pPr>
         <w:spacing w:before="60" w:after="120"/>
         <w:ind w:left="170"/>
+        <w:keepLines/>
         <w:shd w:val="clear" w:color="auto" w:fill="F4F6F8"/>
       </w:pPr>
       <w:r>
@@ -209,6 +214,8 @@
     </w:p>
     <w:p>
       <w:pPr>
+        <w:keepNext/>
+        <w:keepLines/>
         <w:spacing w:before="200" w:after="60"/>
         <w:pBdr>
           <w:left w:val="single" w:sz="24" w:space="8" w:color="1F5C99"/>
@@ -255,7 +262,7 @@
           <w:i w:val="0"/>
           <w:sz w:val="21"/>
         </w:rPr>
-        <w:t xml:space="preserve">（OS の Edge を使う）。リポジトリ直下の </w:t>
+        <w:t>（OS の Edge を使う）。</w:t>
       </w:r>
       <w:r>
         <w:rPr>
@@ -264,7 +271,7 @@
           <w:i w:val="0"/>
           <w:sz w:val="20"/>
         </w:rPr>
-        <w:t>build.bat</w:t>
+        <w:t>graph-editor\scripts\build.bat</w:t>
       </w:r>
       <w:r>
         <w:rPr>
@@ -280,6 +287,7 @@
       <w:pPr>
         <w:spacing w:before="60" w:after="120"/>
         <w:ind w:left="170"/>
+        <w:keepLines/>
         <w:shd w:val="clear" w:color="auto" w:fill="F4F6F8"/>
       </w:pPr>
       <w:r>
@@ -289,7 +297,7 @@
           <w:i w:val="0"/>
           <w:sz w:val="17"/>
         </w:rPr>
-        <w:t>build.bat</w:t>
+        <w:t>graph-editor\scripts\build.bat</w:t>
       </w:r>
     </w:p>
     <w:p>
@@ -319,6 +327,7 @@
       <w:pPr>
         <w:spacing w:before="60" w:after="120"/>
         <w:ind w:left="170"/>
+        <w:keepLines/>
         <w:shd w:val="clear" w:color="auto" w:fill="F4F6F8"/>
       </w:pPr>
       <w:r>
@@ -330,9 +339,13 @@
         </w:rPr>
         <w:t>python -m PyInstaller --noconfirm --onefile --windowed --name LabelEditor ^</w:t>
         <w:br/>
-        <w:t xml:space="preserve">  --add-data "ui.html;." ^</w:t>
+        <w:t xml:space="preserve">  --add-data "resources/web/ui.html;." ^</w:t>
         <w:br/>
-        <w:t xml:space="preserve">  --add-data "lib/leader_geom.cjs;lib" ^</w:t>
+        <w:t xml:space="preserve">  --add-data "resources/web/styles.css;." ^</w:t>
+        <w:br/>
+        <w:t xml:space="preserve">  --add-data "resources/web/js;js" ^</w:t>
+        <w:br/>
+        <w:t xml:space="preserve">  --add-data "resources/web/lib/leader_geom.cjs;lib" ^</w:t>
         <w:br/>
         <w:t xml:space="preserve">  app.py</w:t>
       </w:r>
@@ -366,6 +379,24 @@
           <w:i w:val="0"/>
           <w:sz w:val="20"/>
         </w:rPr>
+        <w:t>resources/web/</w:t>
+      </w:r>
+      <w:r>
+        <w:rPr>
+          <w:rFonts w:ascii="BIZ UDPGothic" w:hAnsi="BIZ UDPGothic" w:eastAsia="BIZ UDPGothic"/>
+          <w:b w:val="0"/>
+          <w:i w:val="0"/>
+          <w:sz w:val="21"/>
+        </w:rPr>
+        <w:t xml:space="preserve"> の </w:t>
+      </w:r>
+      <w:r>
+        <w:rPr>
+          <w:rFonts w:ascii="BIZ UDGothic" w:hAnsi="BIZ UDGothic" w:eastAsia="BIZ UDGothic"/>
+          <w:b w:val="0"/>
+          <w:i w:val="0"/>
+          <w:sz w:val="20"/>
+        </w:rPr>
         <w:t>ui.html</w:t>
       </w:r>
       <w:r>
@@ -375,29 +406,13 @@
           <w:i w:val="0"/>
           <w:sz w:val="21"/>
         </w:rPr>
-        <w:t xml:space="preserve"> と </w:t>
-      </w:r>
-      <w:r>
-        <w:rPr>
-          <w:rFonts w:ascii="BIZ UDGothic" w:hAnsi="BIZ UDGothic" w:eastAsia="BIZ UDGothic"/>
-          <w:b w:val="0"/>
-          <w:i w:val="0"/>
-          <w:sz w:val="20"/>
-        </w:rPr>
-        <w:t>lib/leader_geom.cjs</w:t>
-      </w:r>
-      <w:r>
-        <w:rPr>
-          <w:rFonts w:ascii="BIZ UDPGothic" w:hAnsi="BIZ UDPGothic" w:eastAsia="BIZ UDPGothic"/>
-          <w:b w:val="0"/>
-          <w:i w:val="0"/>
-          <w:sz w:val="21"/>
-        </w:rPr>
-        <w:t xml:space="preserve"> を exe に同梱する点が要点。</w:t>
+        <w:t xml:space="preserve"> 一式を exe に同梱する点が要点。</w:t>
       </w:r>
     </w:p>
     <w:p>
       <w:pPr>
+        <w:keepNext/>
+        <w:keepLines/>
         <w:spacing w:before="200" w:after="60"/>
         <w:pBdr>
           <w:left w:val="single" w:sz="24" w:space="8" w:color="1F5C99"/>
@@ -661,6 +676,8 @@
     </w:tbl>
     <w:p>
       <w:pPr>
+        <w:keepNext/>
+        <w:keepLines/>
         <w:spacing w:before="200" w:after="60"/>
         <w:pBdr>
           <w:left w:val="single" w:sz="24" w:space="8" w:color="1F5C99"/>
@@ -1560,6 +1577,9 @@
     <w:name w:val="Normal"/>
     <w:qFormat/>
     <w:rsid w:val="00FC693F"/>
+    <w:pPr>
+      <w:widowControl/>
+    </w:pPr>
     <w:rPr>
       <w:rFonts w:ascii="BIZ UDPGothic" w:hAnsi="BIZ UDPGothic" w:eastAsia="BIZ UDPGothic"/>
       <w:sz w:val="21"/>

--- a/docs/graph-editor/LabelEditor_配布運用手順書.docx
+++ b/docs/graph-editor/LabelEditor_配布運用手順書.docx
@@ -34,7 +34,265 @@
           <w:color w:val="606874"/>
           <w:sz w:val="22"/>
         </w:rPr>
-        <w:t>単一 exe ビルドと配布 ／ 情報システム担当向け ・ 版 1.0</w:t>
+        <w:t>単一 exe ビルドと配布 ／ 情報システム担当向け ・ 版 1.1</w:t>
+      </w:r>
+    </w:p>
+    <w:p>
+      <w:pPr>
+        <w:spacing w:before="360" w:after="120"/>
+        <w:pBdr>
+          <w:left w:val="single" w:sz="24" w:space="8" w:color="1F5C99"/>
+        </w:pBdr>
+        <w:ind w:left="113"/>
+      </w:pPr>
+      <w:r>
+        <w:rPr>
+          <w:rFonts w:ascii="BIZ UDPGothic" w:hAnsi="BIZ UDPGothic" w:eastAsia="BIZ UDPGothic"/>
+          <w:b/>
+          <w:i w:val="0"/>
+          <w:color w:val="20242C"/>
+          <w:sz w:val="26"/>
+        </w:rPr>
+        <w:t>改訂履歴</w:t>
+      </w:r>
+    </w:p>
+    <w:tbl>
+      <w:tblPr>
+        <w:tblW w:type="auto" w:w="0"/>
+        <w:jc w:val="left"/>
+        <w:tblLook w:firstColumn="1" w:firstRow="1" w:lastColumn="0" w:lastRow="0" w:noHBand="0" w:noVBand="1" w:val="04A0"/>
+      </w:tblPr>
+      <w:tblGrid>
+        <w:gridCol w:w="3249"/>
+        <w:gridCol w:w="3249"/>
+        <w:gridCol w:w="3249"/>
+      </w:tblGrid>
+      <w:tr>
+        <w:tc>
+          <w:tcPr>
+            <w:tcW w:type="dxa" w:w="1134"/>
+            <w:shd w:val="clear" w:color="auto" w:fill="1F5C99"/>
+            <w:tcBorders>
+              <w:top w:val="single" w:sz="4" w:space="0" w:color="D7DEE5"/>
+              <w:left w:val="single" w:sz="4" w:space="0" w:color="D7DEE5"/>
+              <w:bottom w:val="single" w:sz="4" w:space="0" w:color="D7DEE5"/>
+              <w:right w:val="single" w:sz="4" w:space="0" w:color="D7DEE5"/>
+            </w:tcBorders>
+          </w:tcPr>
+          <w:p>
+            <w:r/>
+            <w:r>
+              <w:rPr>
+                <w:rFonts w:ascii="BIZ UDPGothic" w:hAnsi="BIZ UDPGothic" w:eastAsia="BIZ UDPGothic"/>
+                <w:b/>
+                <w:i w:val="0"/>
+                <w:color w:val="FFFFFF"/>
+                <w:sz w:val="19"/>
+              </w:rPr>
+              <w:t>版数</w:t>
+            </w:r>
+          </w:p>
+        </w:tc>
+        <w:tc>
+          <w:tcPr>
+            <w:tcW w:type="dxa" w:w="1814"/>
+            <w:shd w:val="clear" w:color="auto" w:fill="1F5C99"/>
+            <w:tcBorders>
+              <w:top w:val="single" w:sz="4" w:space="0" w:color="D7DEE5"/>
+              <w:left w:val="single" w:sz="4" w:space="0" w:color="D7DEE5"/>
+              <w:bottom w:val="single" w:sz="4" w:space="0" w:color="D7DEE5"/>
+              <w:right w:val="single" w:sz="4" w:space="0" w:color="D7DEE5"/>
+            </w:tcBorders>
+          </w:tcPr>
+          <w:p>
+            <w:r/>
+            <w:r>
+              <w:rPr>
+                <w:rFonts w:ascii="BIZ UDPGothic" w:hAnsi="BIZ UDPGothic" w:eastAsia="BIZ UDPGothic"/>
+                <w:b/>
+                <w:i w:val="0"/>
+                <w:color w:val="FFFFFF"/>
+                <w:sz w:val="19"/>
+              </w:rPr>
+              <w:t>日付</w:t>
+            </w:r>
+          </w:p>
+        </w:tc>
+        <w:tc>
+          <w:tcPr>
+            <w:tcW w:type="dxa" w:w="6463"/>
+            <w:shd w:val="clear" w:color="auto" w:fill="1F5C99"/>
+            <w:tcBorders>
+              <w:top w:val="single" w:sz="4" w:space="0" w:color="D7DEE5"/>
+              <w:left w:val="single" w:sz="4" w:space="0" w:color="D7DEE5"/>
+              <w:bottom w:val="single" w:sz="4" w:space="0" w:color="D7DEE5"/>
+              <w:right w:val="single" w:sz="4" w:space="0" w:color="D7DEE5"/>
+            </w:tcBorders>
+          </w:tcPr>
+          <w:p>
+            <w:r/>
+            <w:r>
+              <w:rPr>
+                <w:rFonts w:ascii="BIZ UDPGothic" w:hAnsi="BIZ UDPGothic" w:eastAsia="BIZ UDPGothic"/>
+                <w:b/>
+                <w:i w:val="0"/>
+                <w:color w:val="FFFFFF"/>
+                <w:sz w:val="19"/>
+              </w:rPr>
+              <w:t>変更内容</w:t>
+            </w:r>
+          </w:p>
+        </w:tc>
+      </w:tr>
+      <w:tr>
+        <w:tc>
+          <w:tcPr>
+            <w:tcW w:type="dxa" w:w="1134"/>
+            <w:tcBorders>
+              <w:top w:val="single" w:sz="4" w:space="0" w:color="D7DEE5"/>
+              <w:left w:val="single" w:sz="4" w:space="0" w:color="D7DEE5"/>
+              <w:bottom w:val="single" w:sz="4" w:space="0" w:color="D7DEE5"/>
+              <w:right w:val="single" w:sz="4" w:space="0" w:color="D7DEE5"/>
+            </w:tcBorders>
+          </w:tcPr>
+          <w:p>
+            <w:r/>
+            <w:r>
+              <w:rPr>
+                <w:rFonts w:ascii="BIZ UDPGothic" w:hAnsi="BIZ UDPGothic" w:eastAsia="BIZ UDPGothic"/>
+                <w:b w:val="0"/>
+                <w:i w:val="0"/>
+                <w:sz w:val="19"/>
+              </w:rPr>
+              <w:t>1.0</w:t>
+            </w:r>
+          </w:p>
+        </w:tc>
+        <w:tc>
+          <w:tcPr>
+            <w:tcW w:type="dxa" w:w="1814"/>
+            <w:tcBorders>
+              <w:top w:val="single" w:sz="4" w:space="0" w:color="D7DEE5"/>
+              <w:left w:val="single" w:sz="4" w:space="0" w:color="D7DEE5"/>
+              <w:bottom w:val="single" w:sz="4" w:space="0" w:color="D7DEE5"/>
+              <w:right w:val="single" w:sz="4" w:space="0" w:color="D7DEE5"/>
+            </w:tcBorders>
+          </w:tcPr>
+          <w:p>
+            <w:r/>
+            <w:r>
+              <w:rPr>
+                <w:rFonts w:ascii="BIZ UDPGothic" w:hAnsi="BIZ UDPGothic" w:eastAsia="BIZ UDPGothic"/>
+                <w:b w:val="0"/>
+                <w:i w:val="0"/>
+                <w:sz w:val="19"/>
+              </w:rPr>
+              <w:t>2026-06-19</w:t>
+            </w:r>
+          </w:p>
+        </w:tc>
+        <w:tc>
+          <w:tcPr>
+            <w:tcW w:type="dxa" w:w="6463"/>
+            <w:tcBorders>
+              <w:top w:val="single" w:sz="4" w:space="0" w:color="D7DEE5"/>
+              <w:left w:val="single" w:sz="4" w:space="0" w:color="D7DEE5"/>
+              <w:bottom w:val="single" w:sz="4" w:space="0" w:color="D7DEE5"/>
+              <w:right w:val="single" w:sz="4" w:space="0" w:color="D7DEE5"/>
+            </w:tcBorders>
+          </w:tcPr>
+          <w:p>
+            <w:r/>
+            <w:r>
+              <w:rPr>
+                <w:rFonts w:ascii="BIZ UDPGothic" w:hAnsi="BIZ UDPGothic" w:eastAsia="BIZ UDPGothic"/>
+                <w:b w:val="0"/>
+                <w:i w:val="0"/>
+                <w:sz w:val="19"/>
+              </w:rPr>
+              <w:t>初版</w:t>
+            </w:r>
+          </w:p>
+        </w:tc>
+      </w:tr>
+      <w:tr>
+        <w:tc>
+          <w:tcPr>
+            <w:tcW w:type="dxa" w:w="1134"/>
+            <w:shd w:val="clear" w:color="auto" w:fill="F5F8FB"/>
+            <w:tcBorders>
+              <w:top w:val="single" w:sz="4" w:space="0" w:color="D7DEE5"/>
+              <w:left w:val="single" w:sz="4" w:space="0" w:color="D7DEE5"/>
+              <w:bottom w:val="single" w:sz="4" w:space="0" w:color="D7DEE5"/>
+              <w:right w:val="single" w:sz="4" w:space="0" w:color="D7DEE5"/>
+            </w:tcBorders>
+          </w:tcPr>
+          <w:p>
+            <w:r/>
+            <w:r>
+              <w:rPr>
+                <w:rFonts w:ascii="BIZ UDPGothic" w:hAnsi="BIZ UDPGothic" w:eastAsia="BIZ UDPGothic"/>
+                <w:b w:val="0"/>
+                <w:i w:val="0"/>
+                <w:sz w:val="19"/>
+              </w:rPr>
+              <w:t>1.1</w:t>
+            </w:r>
+          </w:p>
+        </w:tc>
+        <w:tc>
+          <w:tcPr>
+            <w:tcW w:type="dxa" w:w="1814"/>
+            <w:shd w:val="clear" w:color="auto" w:fill="F5F8FB"/>
+            <w:tcBorders>
+              <w:top w:val="single" w:sz="4" w:space="0" w:color="D7DEE5"/>
+              <w:left w:val="single" w:sz="4" w:space="0" w:color="D7DEE5"/>
+              <w:bottom w:val="single" w:sz="4" w:space="0" w:color="D7DEE5"/>
+              <w:right w:val="single" w:sz="4" w:space="0" w:color="D7DEE5"/>
+            </w:tcBorders>
+          </w:tcPr>
+          <w:p>
+            <w:r/>
+            <w:r>
+              <w:rPr>
+                <w:rFonts w:ascii="BIZ UDPGothic" w:hAnsi="BIZ UDPGothic" w:eastAsia="BIZ UDPGothic"/>
+                <w:b w:val="0"/>
+                <w:i w:val="0"/>
+                <w:sz w:val="19"/>
+              </w:rPr>
+              <w:t>2026-07-05</w:t>
+            </w:r>
+          </w:p>
+        </w:tc>
+        <w:tc>
+          <w:tcPr>
+            <w:tcW w:type="dxa" w:w="6463"/>
+            <w:shd w:val="clear" w:color="auto" w:fill="F5F8FB"/>
+            <w:tcBorders>
+              <w:top w:val="single" w:sz="4" w:space="0" w:color="D7DEE5"/>
+              <w:left w:val="single" w:sz="4" w:space="0" w:color="D7DEE5"/>
+              <w:bottom w:val="single" w:sz="4" w:space="0" w:color="D7DEE5"/>
+              <w:right w:val="single" w:sz="4" w:space="0" w:color="D7DEE5"/>
+            </w:tcBorders>
+          </w:tcPr>
+          <w:p>
+            <w:r/>
+            <w:r>
+              <w:rPr>
+                <w:rFonts w:ascii="BIZ UDPGothic" w:hAnsi="BIZ UDPGothic" w:eastAsia="BIZ UDPGothic"/>
+                <w:b w:val="0"/>
+                <w:i w:val="0"/>
+                <w:sz w:val="19"/>
+              </w:rPr>
+              <w:t>表紙・改訂履歴の新設、記述の整備</w:t>
+            </w:r>
+          </w:p>
+        </w:tc>
+      </w:tr>
+    </w:tbl>
+    <w:p>
+      <w:r>
+        <w:br w:type="page"/>
       </w:r>
     </w:p>
     <w:p>
